--- a/docs/Review 2 research paper draft.docx
+++ b/docs/Review 2 research paper draft.docx
@@ -2002,34 +2002,50 @@
     </w:p>
     <w:tbl>
       <w:tblPr>
-        <w:tblStyle w:val="TableGrid"/>
         <w:tblW w:w="0" w:type="auto"/>
-        <w:jc w:val="center"/>
+        <w:tblCellSpacing w:w="15" w:type="dxa"/>
+        <w:tblBorders>
+          <w:top w:val="single" w:sz="4" w:space="0" w:color="auto"/>
+          <w:left w:val="single" w:sz="4" w:space="0" w:color="auto"/>
+          <w:bottom w:val="single" w:sz="4" w:space="0" w:color="auto"/>
+          <w:right w:val="single" w:sz="4" w:space="0" w:color="auto"/>
+          <w:insideH w:val="single" w:sz="4" w:space="0" w:color="auto"/>
+          <w:insideV w:val="single" w:sz="4" w:space="0" w:color="auto"/>
+        </w:tblBorders>
+        <w:tblCellMar>
+          <w:top w:w="15" w:type="dxa"/>
+          <w:left w:w="15" w:type="dxa"/>
+          <w:bottom w:w="15" w:type="dxa"/>
+          <w:right w:w="15" w:type="dxa"/>
+        </w:tblCellMar>
         <w:tblLook w:val="04A0" w:firstRow="1" w:lastRow="0" w:firstColumn="1" w:lastColumn="0" w:noHBand="0" w:noVBand="1"/>
       </w:tblPr>
       <w:tblGrid>
-        <w:gridCol w:w="1655"/>
-        <w:gridCol w:w="1655"/>
-        <w:gridCol w:w="1654"/>
-        <w:gridCol w:w="1654"/>
-        <w:gridCol w:w="1654"/>
-        <w:gridCol w:w="1654"/>
+        <w:gridCol w:w="2695"/>
+        <w:gridCol w:w="1331"/>
       </w:tblGrid>
       <w:tr>
         <w:trPr>
-          <w:jc w:val="center"/>
+          <w:tblHeader/>
+          <w:tblCellSpacing w:w="15" w:type="dxa"/>
         </w:trPr>
         <w:tc>
           <w:tcPr>
-            <w:tcW w:w="1656" w:type="dxa"/>
+            <w:tcW w:w="2650" w:type="dxa"/>
             <w:vAlign w:val="center"/>
+            <w:hideMark/>
           </w:tcPr>
           <w:p>
+            <w:pPr>
+              <w:rPr>
+                <w:b/>
+                <w:bCs/>
+              </w:rPr>
+            </w:pPr>
             <w:r>
               <w:rPr>
                 <w:b/>
                 <w:bCs/>
-                <w:sz w:val="20"/>
               </w:rPr>
               <w:t>Model</w:t>
             </w:r>
@@ -2037,401 +2053,127 @@
         </w:tc>
         <w:tc>
           <w:tcPr>
-            <w:tcW w:w="1656" w:type="dxa"/>
+            <w:tcW w:w="1286" w:type="dxa"/>
             <w:vAlign w:val="center"/>
+            <w:hideMark/>
           </w:tcPr>
           <w:p>
+            <w:pPr>
+              <w:rPr>
+                <w:b/>
+                <w:bCs/>
+              </w:rPr>
+            </w:pPr>
             <w:r>
               <w:rPr>
                 <w:b/>
                 <w:bCs/>
-                <w:sz w:val="20"/>
               </w:rPr>
               <w:t>Accuracy</w:t>
-            </w:r>
-          </w:p>
-        </w:tc>
-        <w:tc>
-          <w:tcPr>
-            <w:tcW w:w="1656" w:type="dxa"/>
-            <w:vAlign w:val="center"/>
-          </w:tcPr>
-          <w:p>
-            <w:r>
-              <w:rPr>
-                <w:b/>
-                <w:bCs/>
-                <w:sz w:val="20"/>
-              </w:rPr>
-              <w:t>Precision</w:t>
-            </w:r>
-          </w:p>
-        </w:tc>
-        <w:tc>
-          <w:tcPr>
-            <w:tcW w:w="1656" w:type="dxa"/>
-            <w:vAlign w:val="center"/>
-          </w:tcPr>
-          <w:p>
-            <w:r>
-              <w:rPr>
-                <w:b/>
-                <w:bCs/>
-                <w:sz w:val="20"/>
-              </w:rPr>
-              <w:t>Recall</w:t>
-            </w:r>
-          </w:p>
-        </w:tc>
-        <w:tc>
-          <w:tcPr>
-            <w:tcW w:w="1656" w:type="dxa"/>
-            <w:vAlign w:val="center"/>
-          </w:tcPr>
-          <w:p>
-            <w:r>
-              <w:rPr>
-                <w:b/>
-                <w:bCs/>
-                <w:sz w:val="20"/>
-              </w:rPr>
-              <w:t>F1</w:t>
-            </w:r>
-          </w:p>
-        </w:tc>
-        <w:tc>
-          <w:tcPr>
-            <w:tcW w:w="1656" w:type="dxa"/>
-            <w:vAlign w:val="center"/>
-          </w:tcPr>
-          <w:p>
-            <w:r>
-              <w:rPr>
-                <w:b/>
-                <w:bCs/>
-                <w:sz w:val="20"/>
-              </w:rPr>
-              <w:t>ROC-AUC</w:t>
             </w:r>
           </w:p>
         </w:tc>
       </w:tr>
       <w:tr>
         <w:trPr>
-          <w:jc w:val="center"/>
+          <w:tblCellSpacing w:w="15" w:type="dxa"/>
         </w:trPr>
         <w:tc>
           <w:tcPr>
-            <w:tcW w:w="1656" w:type="dxa"/>
+            <w:tcW w:w="2650" w:type="dxa"/>
             <w:vAlign w:val="center"/>
+            <w:hideMark/>
           </w:tcPr>
           <w:p>
             <w:r>
-              <w:rPr>
-                <w:b/>
-                <w:sz w:val="20"/>
-              </w:rPr>
               <w:t>Logistic Regression</w:t>
             </w:r>
           </w:p>
         </w:tc>
         <w:tc>
           <w:tcPr>
-            <w:tcW w:w="1656" w:type="dxa"/>
+            <w:tcW w:w="1286" w:type="dxa"/>
             <w:vAlign w:val="center"/>
+            <w:hideMark/>
           </w:tcPr>
           <w:p>
             <w:r>
-              <w:rPr>
-                <w:b/>
-                <w:bCs/>
-                <w:sz w:val="20"/>
-              </w:rPr>
               <w:t>83.05%</w:t>
-            </w:r>
-          </w:p>
-        </w:tc>
-        <w:tc>
-          <w:tcPr>
-            <w:tcW w:w="1656" w:type="dxa"/>
-            <w:vAlign w:val="center"/>
-          </w:tcPr>
-          <w:p>
-            <w:r>
-              <w:rPr>
-                <w:b/>
-                <w:bCs/>
-                <w:sz w:val="20"/>
-              </w:rPr>
-              <w:t>84.16%</w:t>
-            </w:r>
-          </w:p>
-        </w:tc>
-        <w:tc>
-          <w:tcPr>
-            <w:tcW w:w="1656" w:type="dxa"/>
-            <w:vAlign w:val="center"/>
-          </w:tcPr>
-          <w:p>
-            <w:r>
-              <w:rPr>
-                <w:b/>
-                <w:bCs/>
-                <w:sz w:val="20"/>
-              </w:rPr>
-              <w:t>78.58%</w:t>
-            </w:r>
-          </w:p>
-        </w:tc>
-        <w:tc>
-          <w:tcPr>
-            <w:tcW w:w="1656" w:type="dxa"/>
-            <w:vAlign w:val="center"/>
-          </w:tcPr>
-          <w:p>
-            <w:r>
-              <w:rPr>
-                <w:b/>
-                <w:bCs/>
-                <w:sz w:val="20"/>
-              </w:rPr>
-              <w:t>81.11%</w:t>
-            </w:r>
-          </w:p>
-        </w:tc>
-        <w:tc>
-          <w:tcPr>
-            <w:tcW w:w="1656" w:type="dxa"/>
-            <w:vAlign w:val="center"/>
-          </w:tcPr>
-          <w:p>
-            <w:r>
-              <w:rPr>
-                <w:b/>
-                <w:bCs/>
-                <w:sz w:val="20"/>
-              </w:rPr>
-              <w:t>0.903</w:t>
             </w:r>
           </w:p>
         </w:tc>
       </w:tr>
       <w:tr>
         <w:trPr>
-          <w:jc w:val="center"/>
+          <w:tblCellSpacing w:w="15" w:type="dxa"/>
         </w:trPr>
         <w:tc>
           <w:tcPr>
-            <w:tcW w:w="1656" w:type="dxa"/>
+            <w:tcW w:w="2650" w:type="dxa"/>
             <w:vAlign w:val="center"/>
+            <w:hideMark/>
           </w:tcPr>
           <w:p>
             <w:r>
-              <w:rPr>
-                <w:b/>
-                <w:sz w:val="20"/>
-              </w:rPr>
               <w:t>Random Forest</w:t>
             </w:r>
           </w:p>
         </w:tc>
         <w:tc>
           <w:tcPr>
-            <w:tcW w:w="1656" w:type="dxa"/>
+            <w:tcW w:w="1286" w:type="dxa"/>
             <w:vAlign w:val="center"/>
+            <w:hideMark/>
           </w:tcPr>
           <w:p>
             <w:r>
-              <w:rPr>
-                <w:b/>
-                <w:bCs/>
-                <w:sz w:val="20"/>
-              </w:rPr>
               <w:t>82.39%</w:t>
-            </w:r>
-          </w:p>
-        </w:tc>
-        <w:tc>
-          <w:tcPr>
-            <w:tcW w:w="1656" w:type="dxa"/>
-            <w:vAlign w:val="center"/>
-          </w:tcPr>
-          <w:p>
-            <w:r>
-              <w:rPr>
-                <w:b/>
-                <w:bCs/>
-                <w:sz w:val="20"/>
-              </w:rPr>
-              <w:t>82.62%</w:t>
-            </w:r>
-          </w:p>
-        </w:tc>
-        <w:tc>
-          <w:tcPr>
-            <w:tcW w:w="1656" w:type="dxa"/>
-            <w:vAlign w:val="center"/>
-          </w:tcPr>
-          <w:p>
-            <w:r>
-              <w:rPr>
-                <w:b/>
-                <w:bCs/>
-                <w:sz w:val="20"/>
-              </w:rPr>
-              <w:t>78.60%</w:t>
-            </w:r>
-          </w:p>
-        </w:tc>
-        <w:tc>
-          <w:tcPr>
-            <w:tcW w:w="1656" w:type="dxa"/>
-            <w:vAlign w:val="center"/>
-          </w:tcPr>
-          <w:p>
-            <w:r>
-              <w:rPr>
-                <w:b/>
-                <w:bCs/>
-                <w:sz w:val="20"/>
-              </w:rPr>
-              <w:t>80.42%</w:t>
-            </w:r>
-          </w:p>
-        </w:tc>
-        <w:tc>
-          <w:tcPr>
-            <w:tcW w:w="1656" w:type="dxa"/>
-            <w:vAlign w:val="center"/>
-          </w:tcPr>
-          <w:p>
-            <w:r>
-              <w:rPr>
-                <w:b/>
-                <w:bCs/>
-                <w:sz w:val="20"/>
-              </w:rPr>
-              <w:t>0.904</w:t>
             </w:r>
           </w:p>
         </w:tc>
       </w:tr>
       <w:tr>
         <w:trPr>
-          <w:jc w:val="center"/>
+          <w:tblCellSpacing w:w="15" w:type="dxa"/>
         </w:trPr>
         <w:tc>
           <w:tcPr>
-            <w:tcW w:w="1656" w:type="dxa"/>
+            <w:tcW w:w="2650" w:type="dxa"/>
             <w:vAlign w:val="center"/>
+            <w:hideMark/>
           </w:tcPr>
           <w:p>
             <w:r>
-              <w:rPr>
-                <w:b/>
-                <w:sz w:val="20"/>
-              </w:rPr>
               <w:t>SVM</w:t>
             </w:r>
           </w:p>
         </w:tc>
         <w:tc>
           <w:tcPr>
-            <w:tcW w:w="1656" w:type="dxa"/>
+            <w:tcW w:w="1286" w:type="dxa"/>
             <w:vAlign w:val="center"/>
+            <w:hideMark/>
           </w:tcPr>
           <w:p>
             <w:r>
-              <w:rPr>
-                <w:b/>
-                <w:bCs/>
-                <w:sz w:val="20"/>
-              </w:rPr>
               <w:t>81.83%</w:t>
-            </w:r>
-          </w:p>
-        </w:tc>
-        <w:tc>
-          <w:tcPr>
-            <w:tcW w:w="1656" w:type="dxa"/>
-            <w:vAlign w:val="center"/>
-          </w:tcPr>
-          <w:p>
-            <w:r>
-              <w:rPr>
-                <w:b/>
-                <w:bCs/>
-                <w:sz w:val="20"/>
-              </w:rPr>
-              <w:t>81.02%</w:t>
-            </w:r>
-          </w:p>
-        </w:tc>
-        <w:tc>
-          <w:tcPr>
-            <w:tcW w:w="1656" w:type="dxa"/>
-            <w:vAlign w:val="center"/>
-          </w:tcPr>
-          <w:p>
-            <w:r>
-              <w:rPr>
-                <w:b/>
-                <w:bCs/>
-                <w:sz w:val="20"/>
-              </w:rPr>
-              <w:t>79.57%</w:t>
-            </w:r>
-          </w:p>
-        </w:tc>
-        <w:tc>
-          <w:tcPr>
-            <w:tcW w:w="1656" w:type="dxa"/>
-            <w:vAlign w:val="center"/>
-          </w:tcPr>
-          <w:p>
-            <w:r>
-              <w:rPr>
-                <w:b/>
-                <w:bCs/>
-                <w:sz w:val="20"/>
-              </w:rPr>
-              <w:t>80.17%</w:t>
-            </w:r>
-          </w:p>
-        </w:tc>
-        <w:tc>
-          <w:tcPr>
-            <w:tcW w:w="1656" w:type="dxa"/>
-            <w:vAlign w:val="center"/>
-          </w:tcPr>
-          <w:p>
-            <w:r>
-              <w:rPr>
-                <w:b/>
-                <w:bCs/>
-                <w:sz w:val="20"/>
-              </w:rPr>
-              <w:t>0.897</w:t>
             </w:r>
           </w:p>
         </w:tc>
       </w:tr>
       <w:tr>
         <w:trPr>
-          <w:jc w:val="center"/>
+          <w:tblCellSpacing w:w="15" w:type="dxa"/>
         </w:trPr>
         <w:tc>
           <w:tcPr>
-            <w:tcW w:w="1656" w:type="dxa"/>
+            <w:tcW w:w="2650" w:type="dxa"/>
             <w:vAlign w:val="center"/>
+            <w:hideMark/>
           </w:tcPr>
           <w:p>
             <w:proofErr w:type="spellStart"/>
             <w:r>
-              <w:rPr>
-                <w:b/>
-                <w:sz w:val="20"/>
-              </w:rPr>
               <w:t>XGBoost</w:t>
             </w:r>
             <w:proofErr w:type="spellEnd"/>
@@ -2439,200 +2181,61 @@
         </w:tc>
         <w:tc>
           <w:tcPr>
-            <w:tcW w:w="1656" w:type="dxa"/>
+            <w:tcW w:w="1286" w:type="dxa"/>
             <w:vAlign w:val="center"/>
+            <w:hideMark/>
+          </w:tcPr>
+          <w:p>
+            <w:r>
+              <w:t>82.61%</w:t>
+            </w:r>
+          </w:p>
+        </w:tc>
+      </w:tr>
+      <w:tr>
+        <w:trPr>
+          <w:tblCellSpacing w:w="15" w:type="dxa"/>
+        </w:trPr>
+        <w:tc>
+          <w:tcPr>
+            <w:tcW w:w="2650" w:type="dxa"/>
+            <w:vAlign w:val="center"/>
+            <w:hideMark/>
+          </w:tcPr>
+          <w:p>
+            <w:r>
+              <w:t>Decision Tree</w:t>
+            </w:r>
+          </w:p>
+        </w:tc>
+        <w:tc>
+          <w:tcPr>
+            <w:tcW w:w="1286" w:type="dxa"/>
+            <w:vAlign w:val="center"/>
+            <w:hideMark/>
+          </w:tcPr>
+          <w:p>
+            <w:r>
+              <w:t>74.08%</w:t>
+            </w:r>
+          </w:p>
+        </w:tc>
+      </w:tr>
+      <w:tr>
+        <w:trPr>
+          <w:tblCellSpacing w:w="15" w:type="dxa"/>
+        </w:trPr>
+        <w:tc>
+          <w:tcPr>
+            <w:tcW w:w="2650" w:type="dxa"/>
+            <w:vAlign w:val="center"/>
+            <w:hideMark/>
           </w:tcPr>
           <w:p>
             <w:r>
               <w:rPr>
                 <w:b/>
                 <w:bCs/>
-                <w:sz w:val="20"/>
-              </w:rPr>
-              <w:t>82.61%</w:t>
-            </w:r>
-          </w:p>
-        </w:tc>
-        <w:tc>
-          <w:tcPr>
-            <w:tcW w:w="1656" w:type="dxa"/>
-            <w:vAlign w:val="center"/>
-          </w:tcPr>
-          <w:p>
-            <w:r>
-              <w:rPr>
-                <w:b/>
-                <w:bCs/>
-                <w:sz w:val="20"/>
-              </w:rPr>
-              <w:t>83.36%</w:t>
-            </w:r>
-          </w:p>
-        </w:tc>
-        <w:tc>
-          <w:tcPr>
-            <w:tcW w:w="1656" w:type="dxa"/>
-            <w:vAlign w:val="center"/>
-          </w:tcPr>
-          <w:p>
-            <w:r>
-              <w:rPr>
-                <w:b/>
-                <w:bCs/>
-                <w:sz w:val="20"/>
-              </w:rPr>
-              <w:t>78.11%</w:t>
-            </w:r>
-          </w:p>
-        </w:tc>
-        <w:tc>
-          <w:tcPr>
-            <w:tcW w:w="1656" w:type="dxa"/>
-            <w:vAlign w:val="center"/>
-          </w:tcPr>
-          <w:p>
-            <w:r>
-              <w:rPr>
-                <w:b/>
-                <w:bCs/>
-                <w:sz w:val="20"/>
-              </w:rPr>
-              <w:t>80.51%</w:t>
-            </w:r>
-          </w:p>
-        </w:tc>
-        <w:tc>
-          <w:tcPr>
-            <w:tcW w:w="1656" w:type="dxa"/>
-            <w:vAlign w:val="center"/>
-          </w:tcPr>
-          <w:p>
-            <w:r>
-              <w:rPr>
-                <w:b/>
-                <w:bCs/>
-                <w:sz w:val="20"/>
-              </w:rPr>
-              <w:t>0.900</w:t>
-            </w:r>
-          </w:p>
-        </w:tc>
-      </w:tr>
-      <w:tr>
-        <w:trPr>
-          <w:jc w:val="center"/>
-        </w:trPr>
-        <w:tc>
-          <w:tcPr>
-            <w:tcW w:w="1656" w:type="dxa"/>
-            <w:vAlign w:val="center"/>
-          </w:tcPr>
-          <w:p>
-            <w:r>
-              <w:rPr>
-                <w:b/>
-                <w:sz w:val="20"/>
-              </w:rPr>
-              <w:t>Decision Tree</w:t>
-            </w:r>
-          </w:p>
-        </w:tc>
-        <w:tc>
-          <w:tcPr>
-            <w:tcW w:w="1656" w:type="dxa"/>
-            <w:vAlign w:val="center"/>
-          </w:tcPr>
-          <w:p>
-            <w:r>
-              <w:rPr>
-                <w:b/>
-                <w:bCs/>
-                <w:sz w:val="20"/>
-              </w:rPr>
-              <w:t>74.08%</w:t>
-            </w:r>
-          </w:p>
-        </w:tc>
-        <w:tc>
-          <w:tcPr>
-            <w:tcW w:w="1656" w:type="dxa"/>
-            <w:vAlign w:val="center"/>
-          </w:tcPr>
-          <w:p>
-            <w:r>
-              <w:rPr>
-                <w:b/>
-                <w:bCs/>
-                <w:sz w:val="20"/>
-              </w:rPr>
-              <w:t>71.43%</w:t>
-            </w:r>
-          </w:p>
-        </w:tc>
-        <w:tc>
-          <w:tcPr>
-            <w:tcW w:w="1656" w:type="dxa"/>
-            <w:vAlign w:val="center"/>
-          </w:tcPr>
-          <w:p>
-            <w:r>
-              <w:rPr>
-                <w:b/>
-                <w:bCs/>
-                <w:sz w:val="20"/>
-              </w:rPr>
-              <w:t>73.78%</w:t>
-            </w:r>
-          </w:p>
-        </w:tc>
-        <w:tc>
-          <w:tcPr>
-            <w:tcW w:w="1656" w:type="dxa"/>
-            <w:vAlign w:val="center"/>
-          </w:tcPr>
-          <w:p>
-            <w:r>
-              <w:rPr>
-                <w:b/>
-                <w:bCs/>
-                <w:sz w:val="20"/>
-              </w:rPr>
-              <w:t>72.39%</w:t>
-            </w:r>
-          </w:p>
-        </w:tc>
-        <w:tc>
-          <w:tcPr>
-            <w:tcW w:w="1656" w:type="dxa"/>
-            <w:vAlign w:val="center"/>
-          </w:tcPr>
-          <w:p>
-            <w:r>
-              <w:rPr>
-                <w:b/>
-                <w:bCs/>
-                <w:sz w:val="20"/>
-              </w:rPr>
-              <w:t>0.741</w:t>
-            </w:r>
-          </w:p>
-        </w:tc>
-      </w:tr>
-      <w:tr>
-        <w:trPr>
-          <w:jc w:val="center"/>
-        </w:trPr>
-        <w:tc>
-          <w:tcPr>
-            <w:tcW w:w="1656" w:type="dxa"/>
-            <w:vAlign w:val="center"/>
-          </w:tcPr>
-          <w:p>
-            <w:r>
-              <w:rPr>
-                <w:b/>
-                <w:bCs/>
-                <w:sz w:val="20"/>
               </w:rPr>
               <w:t>Proposed Weighted Soft Voting</w:t>
             </w:r>
@@ -2640,86 +2243,23 @@
         </w:tc>
         <w:tc>
           <w:tcPr>
-            <w:tcW w:w="1656" w:type="dxa"/>
+            <w:tcW w:w="1286" w:type="dxa"/>
             <w:vAlign w:val="center"/>
+            <w:hideMark/>
           </w:tcPr>
           <w:p>
             <w:r>
               <w:rPr>
                 <w:b/>
                 <w:bCs/>
-                <w:sz w:val="20"/>
               </w:rPr>
               <w:t>83.85%</w:t>
             </w:r>
           </w:p>
         </w:tc>
-        <w:tc>
-          <w:tcPr>
-            <w:tcW w:w="1656" w:type="dxa"/>
-            <w:vAlign w:val="center"/>
-          </w:tcPr>
-          <w:p>
-            <w:r>
-              <w:rPr>
-                <w:b/>
-                <w:bCs/>
-                <w:sz w:val="20"/>
-              </w:rPr>
-              <w:t>84.58%</w:t>
-            </w:r>
-          </w:p>
-        </w:tc>
-        <w:tc>
-          <w:tcPr>
-            <w:tcW w:w="1656" w:type="dxa"/>
-            <w:vAlign w:val="center"/>
-          </w:tcPr>
-          <w:p>
-            <w:r>
-              <w:rPr>
-                <w:b/>
-                <w:bCs/>
-                <w:sz w:val="20"/>
-              </w:rPr>
-              <w:t>79.81%</w:t>
-            </w:r>
-          </w:p>
-        </w:tc>
-        <w:tc>
-          <w:tcPr>
-            <w:tcW w:w="1656" w:type="dxa"/>
-            <w:vAlign w:val="center"/>
-          </w:tcPr>
-          <w:p>
-            <w:r>
-              <w:rPr>
-                <w:b/>
-                <w:bCs/>
-                <w:sz w:val="20"/>
-              </w:rPr>
-              <w:t>81.97%</w:t>
-            </w:r>
-          </w:p>
-        </w:tc>
-        <w:tc>
-          <w:tcPr>
-            <w:tcW w:w="1656" w:type="dxa"/>
-            <w:vAlign w:val="center"/>
-          </w:tcPr>
-          <w:p>
-            <w:r>
-              <w:rPr>
-                <w:b/>
-                <w:bCs/>
-                <w:sz w:val="20"/>
-              </w:rPr>
-              <w:t>0.906</w:t>
-            </w:r>
-          </w:p>
-        </w:tc>
       </w:tr>
     </w:tbl>
+    <w:p/>
     <w:p>
       <w:pPr>
         <w:pStyle w:val="Heading2"/>
@@ -2730,7 +2270,11 @@
     </w:p>
     <w:p>
       <w:r>
-        <w:t>The confusion matrix should report true positives (TP), true negatives (TN), false positives (FP), and false negatives (FN). These values are essential for interpreting the practical behavior of a heart-disease classifier, particularly because false negatives can represent patients whose elevated risk is not detected. The actual confusion matrix values are not present in the supplied presentation and must be inserted from the final test run.</w:t>
+        <w:t xml:space="preserve">The confusion matrix should report true positives (TP), true negatives (TN), false positives (FP), and false negatives (FN). These values are essential for interpreting the practical behavior of a heart-disease classifier, </w:t>
+      </w:r>
+      <w:r>
+        <w:lastRenderedPageBreak/>
+        <w:t>particularly because false negatives can represent patients whose elevated risk is not detected. The actual confusion matrix values are not present in the supplied presentation and must be inserted from the final test run.</w:t>
       </w:r>
     </w:p>
     <w:p>
@@ -2748,11 +2292,7 @@
     </w:p>
     <w:p>
       <w:r>
-        <w:t xml:space="preserve">ROC-AUC is included in the project evaluation. The final paper should include a ROC curve comparing the ensemble with each baseline. If the dataset is imbalanced, a precision-recall curve should also be reported, since </w:t>
-      </w:r>
-      <w:r>
-        <w:lastRenderedPageBreak/>
-        <w:t>PR analysis directly emphasizes positive predictive performance and recall [12]. The supplied presentation does not contain these plots, so they should be added from the final implementation.</w:t>
+        <w:t>ROC-AUC is included in the project evaluation. The final paper should include a ROC curve comparing the ensemble with each baseline. If the dataset is imbalanced, a precision-recall curve should also be reported, since PR analysis directly emphasizes positive predictive performance and recall [12]. The supplied presentation does not contain these plots, so they should be added from the final implementation.</w:t>
       </w:r>
     </w:p>
     <w:p>
@@ -3110,6 +2650,7 @@
         <w:pStyle w:val="Heading1"/>
       </w:pPr>
       <w:r>
+        <w:lastRenderedPageBreak/>
         <w:t>6. DISCUSSION</w:t>
       </w:r>
     </w:p>
@@ -3128,75 +2669,72 @@
     </w:p>
     <w:p>
       <w:r>
-        <w:t>The ensemble design is motivated by complementarity: Logistic Regression provides a linear probabilistic perspective; Random Forest captures nonlinear interactions through multiple trees; SVM provides a margin-</w:t>
-      </w:r>
+        <w:t>The ensemble design is motivated by complementarity: Logistic Regression provides a linear probabilistic perspective; Random Forest captures nonlinear interactions through multiple trees; SVM provides a margin-based classification perspective; and XGBoost provides boosted-tree modeling. Ensemble methods are designed to combine multiple classifiers and can improve performance when the component models make sufficiently different errors [8].</w:t>
+      </w:r>
+    </w:p>
+    <w:p>
+      <w:pPr>
+        <w:pStyle w:val="Heading2"/>
+      </w:pPr>
+      <w:r>
+        <w:t>6.2 Comparison With Previous Studies</w:t>
+      </w:r>
+    </w:p>
+    <w:p>
+      <w:r>
+        <w:t>Previous studies show that heart-disease prediction performance varies with population and dataset. Research using South Indian hospital data evaluated several conventional machine-learning algorithms for early cardiovascular prediction [26]. Other studies have proposed ensemble frameworks for cardiovascular disease and reported competitive performance [27,30]. A recent 2025 study specifically combined ensemble learning with XAI for heart-disease prediction and evaluated multiple datasets, illustrating the growing emphasis on combining performance and interpretability [24,25].</w:t>
+      </w:r>
+    </w:p>
+    <w:p>
+      <w:r>
+        <w:t>The present project differs in its specified architecture: feature selection is followed by a four-model weighted soft-voting ensemble, with Decision Tree retained only as a baseline, and SHAP and LIME applied to the final prediction. This comparison is architectural rather than a claim that one study is universally better, because datasets, preprocessing, validation, and clinical populations differ across studies.</w:t>
+      </w:r>
+    </w:p>
+    <w:p>
+      <w:pPr>
+        <w:pStyle w:val="Heading2"/>
+      </w:pPr>
+      <w:r>
+        <w:t>6.3 Theoretical Implications</w:t>
+      </w:r>
+    </w:p>
+    <w:p>
+      <w:r>
+        <w:t>The framework demonstrates how heterogeneous ensemble learning and post-hoc explanation can be integrated into one structured pipeline. It separates prediction from explanation: the ensemble produces the classification decision, while SHAP and LIME provide explanatory views. This separation is consistent with the broader XAI literature, where post-hoc explanation methods are often used to interpret complex predictive models [18–23].</w:t>
+      </w:r>
+    </w:p>
+    <w:p>
+      <w:pPr>
+        <w:pStyle w:val="Heading2"/>
+      </w:pPr>
+      <w:r>
+        <w:t>6.4 Practical Implications</w:t>
+      </w:r>
+    </w:p>
+    <w:p>
+      <w:r>
+        <w:t>A practical decision-support system can benefit from presenting both the predicted risk category and the factors contributing to the model output. The dashboard proposed in the project is designed to accept patient health parameters, process them through the trained pipeline, and display the ensemble prediction with SHAP and LIME explanations. Such a system should be positioned as decision support rather than autonomous diagnosis, and any real clinical deployment would require external validation, calibration, governance, privacy protection, and clinical evaluation.</w:t>
+      </w:r>
+    </w:p>
+    <w:p>
+      <w:pPr>
+        <w:pStyle w:val="Heading2"/>
+      </w:pPr>
+      <w:r>
+        <w:t>6.5 Unexpected Findings</w:t>
+      </w:r>
+    </w:p>
+    <w:p>
+      <w:r>
+        <w:t>The project presentation does not report unexpected findings. The available results show positive differences across all five reported metrics relative to the best baseline. A final paper should add unexpected findings if the completed experiment reveals model instability, contradictory feature explanations, subgroup differences, or performance changes across validation folds.</w:t>
+      </w:r>
+    </w:p>
+    <w:p>
+      <w:pPr>
+        <w:pStyle w:val="Heading1"/>
+      </w:pPr>
       <w:r>
         <w:lastRenderedPageBreak/>
-        <w:t>based classification perspective; and XGBoost provides boosted-tree modeling. Ensemble methods are designed to combine multiple classifiers and can improve performance when the component models make sufficiently different errors [8].</w:t>
-      </w:r>
-    </w:p>
-    <w:p>
-      <w:pPr>
-        <w:pStyle w:val="Heading2"/>
-      </w:pPr>
-      <w:r>
-        <w:t>6.2 Comparison With Previous Studies</w:t>
-      </w:r>
-    </w:p>
-    <w:p>
-      <w:r>
-        <w:t>Previous studies show that heart-disease prediction performance varies with population and dataset. Research using South Indian hospital data evaluated several conventional machine-learning algorithms for early cardiovascular prediction [26]. Other studies have proposed ensemble frameworks for cardiovascular disease and reported competitive performance [27,30]. A recent 2025 study specifically combined ensemble learning with XAI for heart-disease prediction and evaluated multiple datasets, illustrating the growing emphasis on combining performance and interpretability [24,25].</w:t>
-      </w:r>
-    </w:p>
-    <w:p>
-      <w:r>
-        <w:t>The present project differs in its specified architecture: feature selection is followed by a four-model weighted soft-voting ensemble, with Decision Tree retained only as a baseline, and SHAP and LIME applied to the final prediction. This comparison is architectural rather than a claim that one study is universally better, because datasets, preprocessing, validation, and clinical populations differ across studies.</w:t>
-      </w:r>
-    </w:p>
-    <w:p>
-      <w:pPr>
-        <w:pStyle w:val="Heading2"/>
-      </w:pPr>
-      <w:r>
-        <w:t>6.3 Theoretical Implications</w:t>
-      </w:r>
-    </w:p>
-    <w:p>
-      <w:r>
-        <w:t>The framework demonstrates how heterogeneous ensemble learning and post-hoc explanation can be integrated into one structured pipeline. It separates prediction from explanation: the ensemble produces the classification decision, while SHAP and LIME provide explanatory views. This separation is consistent with the broader XAI literature, where post-hoc explanation methods are often used to interpret complex predictive models [18–23].</w:t>
-      </w:r>
-    </w:p>
-    <w:p>
-      <w:pPr>
-        <w:pStyle w:val="Heading2"/>
-      </w:pPr>
-      <w:r>
-        <w:t>6.4 Practical Implications</w:t>
-      </w:r>
-    </w:p>
-    <w:p>
-      <w:r>
-        <w:t>A practical decision-support system can benefit from presenting both the predicted risk category and the factors contributing to the model output. The dashboard proposed in the project is designed to accept patient health parameters, process them through the trained pipeline, and display the ensemble prediction with SHAP and LIME explanations. Such a system should be positioned as decision support rather than autonomous diagnosis, and any real clinical deployment would require external validation, calibration, governance, privacy protection, and clinical evaluation.</w:t>
-      </w:r>
-    </w:p>
-    <w:p>
-      <w:pPr>
-        <w:pStyle w:val="Heading2"/>
-      </w:pPr>
-      <w:r>
-        <w:t>6.5 Unexpected Findings</w:t>
-      </w:r>
-    </w:p>
-    <w:p>
-      <w:r>
-        <w:t>The project presentation does not report unexpected findings. The available results show positive differences across all five reported metrics relative to the best baseline. A final paper should add unexpected findings if the completed experiment reveals model instability, contradictory feature explanations, subgroup differences, or performance changes across validation folds.</w:t>
-      </w:r>
-    </w:p>
-    <w:p>
-      <w:pPr>
-        <w:pStyle w:val="Heading1"/>
-      </w:pPr>
-      <w:r>
         <w:t>7. LIMITATIONS</w:t>
       </w:r>
     </w:p>
@@ -3260,7 +2798,6 @@
         <w:spacing w:after="40"/>
       </w:pPr>
       <w:r>
-        <w:lastRenderedPageBreak/>
         <w:t>No external validation dataset is reported.</w:t>
       </w:r>
     </w:p>
@@ -3352,6 +2889,7 @@
         <w:pStyle w:val="Heading2"/>
       </w:pPr>
       <w:r>
+        <w:lastRenderedPageBreak/>
         <w:t>Data Availability</w:t>
       </w:r>
     </w:p>
@@ -3378,85 +2916,85 @@
         <w:pStyle w:val="Heading1"/>
       </w:pPr>
       <w:r>
+        <w:t>ACKNOWLEDGEMENTS</w:t>
+      </w:r>
+    </w:p>
+    <w:p>
+      <w:r>
+        <w:t>The authors acknowledge Dr. K. Swanthana for guidance and support during the development of the project.</w:t>
+      </w:r>
+    </w:p>
+    <w:p>
+      <w:pPr>
+        <w:pStyle w:val="Heading1"/>
+      </w:pPr>
+      <w:r>
+        <w:t>REFERENCES</w:t>
+      </w:r>
+    </w:p>
+    <w:p>
+      <w:r>
+        <w:t>[1] World Health Organization, “Cardiovascular diseases (CVDs),” WHO Fact Sheet, 31 July 2025.</w:t>
+      </w:r>
+    </w:p>
+    <w:p>
+      <w:r>
+        <w:t>[2] R. Detrano, A. Janosi, W. Steinbrunn, M. Pfisterer, J. J. Schmid, S. Sandhu, K. H. Guppy, S. Lee, and V. Froelicher, “International application of a new probability algorithm for the diagnosis of coronary artery disease,” The American Journal of Cardiology, vol. 64, no. 5, pp. 304–310, 1989. doi:10.1016/0002-9149(89)90524-9.</w:t>
+      </w:r>
+    </w:p>
+    <w:p>
+      <w:r>
+        <w:t>[3] A. Janosi et al., “Heart Disease,” UCI Machine Learning Repository, dataset 45.</w:t>
+      </w:r>
+    </w:p>
+    <w:p>
+      <w:r>
+        <w:t>[4] D. W. Hosmer and S. Lemeshow, Applied Logistic Regression, 2nd ed., Wiley, 2000.</w:t>
+      </w:r>
+    </w:p>
+    <w:p>
+      <w:r>
+        <w:t>[5] C. Cortes and V. Vapnik, “Support-vector networks,” Machine Learning, vol. 20, pp. 273–297, 1995. doi:10.1007/BF00994018.</w:t>
+      </w:r>
+    </w:p>
+    <w:p>
+      <w:r>
+        <w:t>[6] L. Breiman, “Random forests,” Machine Learning, vol. 45, pp. 5–32, 2001. doi:10.1023/A:1010933404324.</w:t>
+      </w:r>
+    </w:p>
+    <w:p>
+      <w:r>
+        <w:t>[7] T. Chen and C. Guestrin, “XGBoost: A scalable tree boosting system,” in Proc. 22nd ACM SIGKDD Int. Conf. Knowledge Discovery and Data Mining, pp. 785–794, 2016. doi:10.1145/2939672.2939785.</w:t>
+      </w:r>
+    </w:p>
+    <w:p>
+      <w:r>
+        <w:t>[8] T. G. Dietterich, “Ensemble methods in machine learning,” in Multiple Classifier Systems, LNCS 1857, pp. 1–15, Springer, 2000. doi:10.1007/3-540-45014-9_1.</w:t>
+      </w:r>
+    </w:p>
+    <w:p>
+      <w:r>
+        <w:t>[9] N. V. Chawla, K. W. Bowyer, L. O. Hall, and W. P. Kegelmeyer, “SMOTE: Synthetic minority over-sampling technique,” Journal of Artificial Intelligence Research, vol. 16, pp. 321–357, 2002. doi:10.1613/jair.953.</w:t>
+      </w:r>
+    </w:p>
+    <w:p>
+      <w:r>
+        <w:t>[10] I. Guyon and A. Elisseeff, “An introduction to variable and feature selection,” Journal of Machine Learning Research, vol. 3, pp. 1157–1182, 2003.</w:t>
+      </w:r>
+    </w:p>
+    <w:p>
+      <w:r>
+        <w:t>[11] T. Fawcett, “An introduction to ROC analysis,” Pattern Recognition Letters, vol. 27, no. 8, pp. 861–874, 2006. doi:10.1016/j.patrec.2005.10.010.</w:t>
+      </w:r>
+    </w:p>
+    <w:p>
+      <w:r>
+        <w:t>[12] T. Saito and M. Rehmsmeier, “The precision-recall plot is more informative than the ROC plot when evaluating binary classifiers on imbalanced datasets,” PLOS ONE, vol. 10, no. 3, e0118432, 2015. doi:10.1371/journal.pone.0118432.</w:t>
+      </w:r>
+    </w:p>
+    <w:p>
+      <w:r>
         <w:lastRenderedPageBreak/>
-        <w:t>ACKNOWLEDGEMENTS</w:t>
-      </w:r>
-    </w:p>
-    <w:p>
-      <w:r>
-        <w:t>The authors acknowledge Dr. K. Swanthana for guidance and support during the development of the project.</w:t>
-      </w:r>
-    </w:p>
-    <w:p>
-      <w:pPr>
-        <w:pStyle w:val="Heading1"/>
-      </w:pPr>
-      <w:r>
-        <w:t>REFERENCES</w:t>
-      </w:r>
-    </w:p>
-    <w:p>
-      <w:r>
-        <w:t>[1] World Health Organization, “Cardiovascular diseases (CVDs),” WHO Fact Sheet, 31 July 2025.</w:t>
-      </w:r>
-    </w:p>
-    <w:p>
-      <w:r>
-        <w:t>[2] R. Detrano, A. Janosi, W. Steinbrunn, M. Pfisterer, J. J. Schmid, S. Sandhu, K. H. Guppy, S. Lee, and V. Froelicher, “International application of a new probability algorithm for the diagnosis of coronary artery disease,” The American Journal of Cardiology, vol. 64, no. 5, pp. 304–310, 1989. doi:10.1016/0002-9149(89)90524-9.</w:t>
-      </w:r>
-    </w:p>
-    <w:p>
-      <w:r>
-        <w:t>[3] A. Janosi et al., “Heart Disease,” UCI Machine Learning Repository, dataset 45.</w:t>
-      </w:r>
-    </w:p>
-    <w:p>
-      <w:r>
-        <w:t>[4] D. W. Hosmer and S. Lemeshow, Applied Logistic Regression, 2nd ed., Wiley, 2000.</w:t>
-      </w:r>
-    </w:p>
-    <w:p>
-      <w:r>
-        <w:t>[5] C. Cortes and V. Vapnik, “Support-vector networks,” Machine Learning, vol. 20, pp. 273–297, 1995. doi:10.1007/BF00994018.</w:t>
-      </w:r>
-    </w:p>
-    <w:p>
-      <w:r>
-        <w:t>[6] L. Breiman, “Random forests,” Machine Learning, vol. 45, pp. 5–32, 2001. doi:10.1023/A:1010933404324.</w:t>
-      </w:r>
-    </w:p>
-    <w:p>
-      <w:r>
-        <w:t>[7] T. Chen and C. Guestrin, “XGBoost: A scalable tree boosting system,” in Proc. 22nd ACM SIGKDD Int. Conf. Knowledge Discovery and Data Mining, pp. 785–794, 2016. doi:10.1145/2939672.2939785.</w:t>
-      </w:r>
-    </w:p>
-    <w:p>
-      <w:r>
-        <w:t>[8] T. G. Dietterich, “Ensemble methods in machine learning,” in Multiple Classifier Systems, LNCS 1857, pp. 1–15, Springer, 2000. doi:10.1007/3-540-45014-9_1.</w:t>
-      </w:r>
-    </w:p>
-    <w:p>
-      <w:r>
-        <w:t>[9] N. V. Chawla, K. W. Bowyer, L. O. Hall, and W. P. Kegelmeyer, “SMOTE: Synthetic minority over-sampling technique,” Journal of Artificial Intelligence Research, vol. 16, pp. 321–357, 2002. doi:10.1613/jair.953.</w:t>
-      </w:r>
-    </w:p>
-    <w:p>
-      <w:r>
-        <w:t>[10] I. Guyon and A. Elisseeff, “An introduction to variable and feature selection,” Journal of Machine Learning Research, vol. 3, pp. 1157–1182, 2003.</w:t>
-      </w:r>
-    </w:p>
-    <w:p>
-      <w:r>
-        <w:t>[11] T. Fawcett, “An introduction to ROC analysis,” Pattern Recognition Letters, vol. 27, no. 8, pp. 861–874, 2006. doi:10.1016/j.patrec.2005.10.010.</w:t>
-      </w:r>
-    </w:p>
-    <w:p>
-      <w:r>
-        <w:t>[12] T. Saito and M. Rehmsmeier, “The precision-recall plot is more informative than the ROC plot when evaluating binary classifiers on imbalanced datasets,” PLOS ONE, vol. 10, no. 3, e0118432, 2015. doi:10.1371/journal.pone.0118432.</w:t>
-      </w:r>
-    </w:p>
-    <w:p>
-      <w:r>
         <w:t>[13] F. Pedregosa et al., “Scikit-learn: Machine learning in Python,” Journal of Machine Learning Research, vol. 12, pp. 2825–2830, 2011.</w:t>
       </w:r>
     </w:p>
@@ -3477,72 +3015,72 @@
     </w:p>
     <w:p>
       <w:r>
+        <w:t>[17] T. Kluyver et al., “Jupyter Notebooks—A publishing format for reproducible computational workflows,” in Positioning and Power in Academic Publishing: Players, Agents and Agendas, IOS Press, pp. 87–90, 2016.</w:t>
+      </w:r>
+    </w:p>
+    <w:p>
+      <w:r>
+        <w:t>[18] M. T. Ribeiro, S. Singh, and C. Guestrin, “‘Why should I trust you?’: Explaining the predictions of any classifier,” in Proc. 22nd ACM SIGKDD Int. Conf. Knowledge Discovery and Data Mining, pp. 1135–1144, 2016. doi:10.1145/2939672.2939778.</w:t>
+      </w:r>
+    </w:p>
+    <w:p>
+      <w:r>
+        <w:t>[19] S. M. Lundberg and S.-I. Lee, “A unified approach to interpreting model predictions,” in Advances in Neural Information Processing Systems 30, pp. 4765–4774, 2017.</w:t>
+      </w:r>
+    </w:p>
+    <w:p>
+      <w:r>
+        <w:t>[20] S. M. Lundberg et al., “From local explanations to global understanding with explainable AI for trees,” Nature Machine Intelligence, vol. 2, pp. 56–67, 2020. doi:10.1038/s42256-019-0138-9.</w:t>
+      </w:r>
+    </w:p>
+    <w:p>
+      <w:r>
+        <w:t>[21] S. N. Payrovnaziri et al., “Explainable artificial intelligence models using real-world electronic health record data: A systematic scoping review,” Journal of the American Medical Informatics Association, vol. 27, no. 7, pp. 1173–1185, 2020. doi:10.1093/jamia/ocaa053.</w:t>
+      </w:r>
+    </w:p>
+    <w:p>
+      <w:r>
+        <w:t>[22] “How Explainable Artificial Intelligence Can Increase or Decrease Clinicians’ Trust in AI Applications in Health Care: Systematic Review,” systematic review indexed in PubMed/PMC, 2024.</w:t>
+      </w:r>
+    </w:p>
+    <w:p>
+      <w:r>
+        <w:t>[23] “Essential properties and explanation effectiveness of explainable artificial intelligence in healthcare: A systematic review,” systematic review, 2023.</w:t>
+      </w:r>
+    </w:p>
+    <w:p>
+      <w:r>
+        <w:t>[24] A. A. Adekoya, F. Saeed, W. Ghaban, and S. N. Qasem, “Ensemble learning approach with explainable AI for improved heart disease prediction,” Frontiers in Pharmacology, 2025.</w:t>
+      </w:r>
+    </w:p>
+    <w:p>
+      <w:r>
+        <w:t>[25] S. M. Ganie, P. K. Dutta Pramanik, and Z. Zhao, “Ensemble learning with explainable AI for improved heart disease prediction based on multiple datasets,” Scientific Reports, vol. 15, article 13912, 2025.</w:t>
+      </w:r>
+    </w:p>
+    <w:p>
+      <w:r>
+        <w:t>[26] “Machine learning-based heart disease prediction system for Indian population: An exploratory study done in South India,” Medical Journal, Armed Forces India, 2021. doi:10.1016/j.mjafi.2020.10.013.</w:t>
+      </w:r>
+    </w:p>
+    <w:p>
+      <w:r>
+        <w:t>[27] “Ensemble framework for cardiovascular disease prediction,” Computers in Biology and Medicine, 2022.</w:t>
+      </w:r>
+    </w:p>
+    <w:p>
+      <w:r>
+        <w:t>[28] “Using machine learning algorithms to identify chronic heart disease: National Health and Nutrition Examination Survey 2011–2018,” 2023.</w:t>
+      </w:r>
+    </w:p>
+    <w:p>
+      <w:r>
+        <w:t>[29] “Logistic regression was as good as machine learning for predicting major chronic diseases,” Journal of Clinical Epidemiology, 2020. doi:10.1016/j.jclinepi.2020.03.002.</w:t>
+      </w:r>
+    </w:p>
+    <w:p>
+      <w:r>
         <w:lastRenderedPageBreak/>
-        <w:t>[17] T. Kluyver et al., “Jupyter Notebooks—A publishing format for reproducible computational workflows,” in Positioning and Power in Academic Publishing: Players, Agents and Agendas, IOS Press, pp. 87–90, 2016.</w:t>
-      </w:r>
-    </w:p>
-    <w:p>
-      <w:r>
-        <w:t>[18] M. T. Ribeiro, S. Singh, and C. Guestrin, “‘Why should I trust you?’: Explaining the predictions of any classifier,” in Proc. 22nd ACM SIGKDD Int. Conf. Knowledge Discovery and Data Mining, pp. 1135–1144, 2016. doi:10.1145/2939672.2939778.</w:t>
-      </w:r>
-    </w:p>
-    <w:p>
-      <w:r>
-        <w:t>[19] S. M. Lundberg and S.-I. Lee, “A unified approach to interpreting model predictions,” in Advances in Neural Information Processing Systems 30, pp. 4765–4774, 2017.</w:t>
-      </w:r>
-    </w:p>
-    <w:p>
-      <w:r>
-        <w:t>[20] S. M. Lundberg et al., “From local explanations to global understanding with explainable AI for trees,” Nature Machine Intelligence, vol. 2, pp. 56–67, 2020. doi:10.1038/s42256-019-0138-9.</w:t>
-      </w:r>
-    </w:p>
-    <w:p>
-      <w:r>
-        <w:t>[21] S. N. Payrovnaziri et al., “Explainable artificial intelligence models using real-world electronic health record data: A systematic scoping review,” Journal of the American Medical Informatics Association, vol. 27, no. 7, pp. 1173–1185, 2020. doi:10.1093/jamia/ocaa053.</w:t>
-      </w:r>
-    </w:p>
-    <w:p>
-      <w:r>
-        <w:t>[22] “How Explainable Artificial Intelligence Can Increase or Decrease Clinicians’ Trust in AI Applications in Health Care: Systematic Review,” systematic review indexed in PubMed/PMC, 2024.</w:t>
-      </w:r>
-    </w:p>
-    <w:p>
-      <w:r>
-        <w:t>[23] “Essential properties and explanation effectiveness of explainable artificial intelligence in healthcare: A systematic review,” systematic review, 2023.</w:t>
-      </w:r>
-    </w:p>
-    <w:p>
-      <w:r>
-        <w:t>[24] A. A. Adekoya, F. Saeed, W. Ghaban, and S. N. Qasem, “Ensemble learning approach with explainable AI for improved heart disease prediction,” Frontiers in Pharmacology, 2025.</w:t>
-      </w:r>
-    </w:p>
-    <w:p>
-      <w:r>
-        <w:t>[25] S. M. Ganie, P. K. Dutta Pramanik, and Z. Zhao, “Ensemble learning with explainable AI for improved heart disease prediction based on multiple datasets,” Scientific Reports, vol. 15, article 13912, 2025.</w:t>
-      </w:r>
-    </w:p>
-    <w:p>
-      <w:r>
-        <w:t>[26] “Machine learning-based heart disease prediction system for Indian population: An exploratory study done in South India,” Medical Journal, Armed Forces India, 2021. doi:10.1016/j.mjafi.2020.10.013.</w:t>
-      </w:r>
-    </w:p>
-    <w:p>
-      <w:r>
-        <w:t>[27] “Ensemble framework for cardiovascular disease prediction,” Computers in Biology and Medicine, 2022.</w:t>
-      </w:r>
-    </w:p>
-    <w:p>
-      <w:r>
-        <w:t>[28] “Using machine learning algorithms to identify chronic heart disease: National Health and Nutrition Examination Survey 2011–2018,” 2023.</w:t>
-      </w:r>
-    </w:p>
-    <w:p>
-      <w:r>
-        <w:t>[29] “Logistic regression was as good as machine learning for predicting major chronic diseases,” Journal of Clinical Epidemiology, 2020. doi:10.1016/j.jclinepi.2020.03.002.</w:t>
-      </w:r>
-    </w:p>
-    <w:p>
-      <w:r>
         <w:t>[30] “Ensemble of heterogeneous classifiers for diagnosis and prediction of coronary artery disease with reduced feature subset,” Computers in Biology and Medicine, 2020. doi:10.1016/j.cmpb.2020.105770.</w:t>
       </w:r>
     </w:p>
